--- a/lessons/5-5/downloads/reveal/teacher/5.5-session-2-prerequisite-practice-a.docx
+++ b/lessons/5-5/downloads/reveal/teacher/5.5-session-2-prerequisite-practice-a.docx
@@ -15,10 +15,28 @@
         <w:rPr>
           <w:rFonts w:ascii="Avenir Next" w:hAnsi="Avenir Next" w:cs="Avenir Next" w:eastAsia="Avenir Next"/>
           <w:color w:val="1A1A1A"/>
+          <w:sz w:val="22"/>
+          <w:szCs w:val="20"/>
+        </w:rPr>
+        <w:t xml:space="preserve">Name</w:t>
+      </w:r>
+      <w:r>
+        <w:rPr>
+          <w:rFonts w:ascii="Avenir Next" w:hAnsi="Avenir Next" w:cs="Avenir Next" w:eastAsia="Avenir Next"/>
+          <w:color w:val="1A1A1A"/>
           <w:sz w:val="20"/>
           <w:szCs w:val="20"/>
         </w:rPr>
-        <w:t xml:space="preserve">Name</w:t>
+        <w:tab/>
+      </w:r>
+      <w:r>
+        <w:rPr>
+          <w:rFonts w:ascii="Avenir Next" w:hAnsi="Avenir Next" w:cs="Avenir Next" w:eastAsia="Avenir Next"/>
+          <w:color w:val="1A1A1A"/>
+          <w:sz w:val="22"/>
+          <w:szCs w:val="20"/>
+        </w:rPr>
+        <w:t xml:space="preserve">   Date</w:t>
       </w:r>
       <w:r>
         <w:rPr>
@@ -33,25 +51,7 @@
         <w:rPr>
           <w:rFonts w:ascii="Avenir Next" w:hAnsi="Avenir Next" w:cs="Avenir Next" w:eastAsia="Avenir Next"/>
           <w:color w:val="1A1A1A"/>
-          <w:sz w:val="20"/>
-          <w:szCs w:val="20"/>
-        </w:rPr>
-        <w:t xml:space="preserve">   Date</w:t>
-      </w:r>
-      <w:r>
-        <w:rPr>
-          <w:rFonts w:ascii="Avenir Next" w:hAnsi="Avenir Next" w:cs="Avenir Next" w:eastAsia="Avenir Next"/>
-          <w:color w:val="1A1A1A"/>
-          <w:sz w:val="20"/>
-          <w:szCs w:val="20"/>
-        </w:rPr>
-        <w:tab/>
-      </w:r>
-      <w:r>
-        <w:rPr>
-          <w:rFonts w:ascii="Avenir Next" w:hAnsi="Avenir Next" w:cs="Avenir Next" w:eastAsia="Avenir Next"/>
-          <w:color w:val="1A1A1A"/>
-          <w:sz w:val="20"/>
+          <w:sz w:val="22"/>
           <w:szCs w:val="20"/>
         </w:rPr>
         <w:t xml:space="preserve">   Period</w:t>
@@ -78,7 +78,7 @@
           <w:caps/>
           <w:color w:val="003A70"/>
           <w:spacing w:val="12"/>
-          <w:sz w:val="19"/>
+          <w:sz w:val="22"/>
           <w:szCs w:val="19"/>
         </w:rPr>
         <w:t xml:space="preserve">Lesson 5-5  ·  Session 2  ·  Prerequisite Practice A  ·  Skill 1 of 2</w:t>
@@ -86,6 +86,7 @@
     </w:p>
     <w:p>
       <w:pPr>
+        <w:pStyle w:val="Heading1"/>
         <w:keepNext/>
         <w:spacing w:before="0" w:after="10" w:line="240" w:lineRule="auto"/>
       </w:pPr>
@@ -111,7 +112,7 @@
         <w:rPr>
           <w:rFonts w:ascii="Avenir Next" w:hAnsi="Avenir Next" w:cs="Avenir Next" w:eastAsia="Avenir Next"/>
           <w:color w:val="5A5F66"/>
-          <w:sz w:val="17"/>
+          <w:sz w:val="22"/>
           <w:szCs w:val="17"/>
         </w:rPr>
         <w:t xml:space="preserve">Builds on Grade 5 · 5.NF.B.4</w:t>
@@ -154,6 +155,7 @@
           </w:tcPr>
           <w:p>
             <w:pPr>
+              <w:pStyle w:val="Heading2"/>
               <w:spacing w:before="0" w:after="0" w:line="252" w:lineRule="auto"/>
             </w:pPr>
             <w:r>
@@ -183,7 +185,7 @@
               <w:rPr>
                 <w:rFonts w:ascii="Avenir Next" w:hAnsi="Avenir Next" w:cs="Avenir Next" w:eastAsia="Avenir Next"/>
                 <w:color w:val="1A1A1A"/>
-                <w:sz w:val="20"/>
+                <w:sz w:val="22"/>
                 <w:szCs w:val="20"/>
               </w:rPr>
               <w:t xml:space="preserve">You will find volume with a fraction edge, like 20 × 16 × 3/4 for a flat box.</w:t>
@@ -203,6 +205,7 @@
           </w:tcPr>
           <w:p>
             <w:pPr>
+              <w:pStyle w:val="Heading2"/>
               <w:spacing w:before="0" w:after="0" w:line="252" w:lineRule="auto"/>
             </w:pPr>
             <w:r>
@@ -232,7 +235,7 @@
               <w:rPr>
                 <w:rFonts w:ascii="Avenir Next" w:hAnsi="Avenir Next" w:cs="Avenir Next" w:eastAsia="Avenir Next"/>
                 <w:color w:val="1A1A1A"/>
-                <w:sz w:val="20"/>
+                <w:sz w:val="22"/>
                 <w:szCs w:val="20"/>
               </w:rPr>
               <w:t xml:space="preserve">Find a fraction of a whole number, like 320 × 3/4.  </w:t>
@@ -242,7 +245,7 @@
                 <w:rFonts w:ascii="Avenir Next" w:hAnsi="Avenir Next" w:cs="Avenir Next" w:eastAsia="Avenir Next"/>
                 <w:b/>
                 <w:color w:val="1A1A1A"/>
-                <w:sz w:val="20"/>
+                <w:sz w:val="22"/>
                 <w:szCs w:val="20"/>
               </w:rPr>
               <w:t xml:space="preserve">You will use it in Practice Form A, problems 4, 6, and 8.</w:t>
@@ -253,6 +256,7 @@
     </w:tbl>
     <w:p>
       <w:pPr>
+        <w:pStyle w:val="Heading2"/>
         <w:keepNext/>
         <w:pBdr>
           <w:bottom w:val="single" w:sz="8" w:space="3" w:color="003A70"/>
@@ -268,7 +272,7 @@
           <w:b/>
           <w:color w:val="003A70"/>
           <w:spacing w:val="14"/>
-          <w:sz w:val="19"/>
+          <w:sz w:val="22"/>
           <w:szCs w:val="19"/>
         </w:rPr>
         <w:t xml:space="preserve">STEPS TO FOLLOW</w:t>
@@ -287,7 +291,7 @@
           <w:rFonts w:ascii="Avenir Next" w:hAnsi="Avenir Next" w:cs="Avenir Next" w:eastAsia="Avenir Next"/>
           <w:i/>
           <w:color w:val="5A5F66"/>
-          <w:sz w:val="17"/>
+          <w:sz w:val="22"/>
           <w:szCs w:val="17"/>
         </w:rPr>
         <w:t xml:space="preserve">use these same steps on every problem</w:t>
@@ -329,6 +333,7 @@
           </w:tcPr>
           <w:p>
             <w:pPr>
+              <w:pStyle w:val="Heading1"/>
               <w:spacing w:before="0" w:after="0" w:line="240" w:lineRule="auto"/>
               <w:jc w:val="center"/>
             </w:pPr>
@@ -358,7 +363,7 @@
                 <w:rFonts w:ascii="Avenir Next" w:hAnsi="Avenir Next" w:cs="Avenir Next" w:eastAsia="Avenir Next"/>
                 <w:b/>
                 <w:color w:val="1A1A1A"/>
-                <w:sz w:val="21"/>
+                <w:sz w:val="22"/>
                 <w:szCs w:val="21"/>
               </w:rPr>
               <w:t xml:space="preserve">Divide</w:t>
@@ -367,7 +372,7 @@
               <w:rPr>
                 <w:rFonts w:ascii="Avenir Next" w:hAnsi="Avenir Next" w:cs="Avenir Next" w:eastAsia="Avenir Next"/>
                 <w:color w:val="1A1A1A"/>
-                <w:sz w:val="21"/>
+                <w:sz w:val="22"/>
                 <w:szCs w:val="21"/>
               </w:rPr>
               <w:t xml:space="preserve"> the whole number by the bottom number.</w:t>
@@ -386,6 +391,7 @@
           </w:tcPr>
           <w:p>
             <w:pPr>
+              <w:pStyle w:val="Heading1"/>
               <w:spacing w:before="0" w:after="0" w:line="240" w:lineRule="auto"/>
               <w:jc w:val="center"/>
             </w:pPr>
@@ -415,7 +421,7 @@
                 <w:rFonts w:ascii="Avenir Next" w:hAnsi="Avenir Next" w:cs="Avenir Next" w:eastAsia="Avenir Next"/>
                 <w:b/>
                 <w:color w:val="1A1A1A"/>
-                <w:sz w:val="21"/>
+                <w:sz w:val="22"/>
                 <w:szCs w:val="21"/>
               </w:rPr>
               <w:t xml:space="preserve">Multiply</w:t>
@@ -424,7 +430,7 @@
               <w:rPr>
                 <w:rFonts w:ascii="Avenir Next" w:hAnsi="Avenir Next" w:cs="Avenir Next" w:eastAsia="Avenir Next"/>
                 <w:color w:val="1A1A1A"/>
-                <w:sz w:val="21"/>
+                <w:sz w:val="22"/>
                 <w:szCs w:val="21"/>
               </w:rPr>
               <w:t xml:space="preserve"> that answer by the top number.</w:t>
@@ -443,6 +449,7 @@
           </w:tcPr>
           <w:p>
             <w:pPr>
+              <w:pStyle w:val="Heading1"/>
               <w:spacing w:before="0" w:after="0" w:line="240" w:lineRule="auto"/>
               <w:jc w:val="center"/>
             </w:pPr>
@@ -472,7 +479,7 @@
                 <w:rFonts w:ascii="Avenir Next" w:hAnsi="Avenir Next" w:cs="Avenir Next" w:eastAsia="Avenir Next"/>
                 <w:b/>
                 <w:color w:val="1A1A1A"/>
-                <w:sz w:val="21"/>
+                <w:sz w:val="22"/>
                 <w:szCs w:val="21"/>
               </w:rPr>
               <w:t xml:space="preserve">Check</w:t>
@@ -481,7 +488,7 @@
               <w:rPr>
                 <w:rFonts w:ascii="Avenir Next" w:hAnsi="Avenir Next" w:cs="Avenir Next" w:eastAsia="Avenir Next"/>
                 <w:color w:val="1A1A1A"/>
-                <w:sz w:val="21"/>
+                <w:sz w:val="22"/>
                 <w:szCs w:val="21"/>
               </w:rPr>
               <w:t xml:space="preserve">: the answer is less than the whole number.</w:t>
@@ -492,6 +499,7 @@
     </w:tbl>
     <w:p>
       <w:pPr>
+        <w:pStyle w:val="Heading2"/>
         <w:keepNext/>
         <w:pBdr>
           <w:bottom w:val="single" w:sz="8" w:space="3" w:color="003A70"/>
@@ -507,7 +515,7 @@
           <w:b/>
           <w:color w:val="003A70"/>
           <w:spacing w:val="14"/>
-          <w:sz w:val="19"/>
+          <w:sz w:val="22"/>
           <w:szCs w:val="19"/>
         </w:rPr>
         <w:t xml:space="preserve">WATCH ME</w:t>
@@ -526,7 +534,7 @@
           <w:rFonts w:ascii="Avenir Next" w:hAnsi="Avenir Next" w:cs="Avenir Next" w:eastAsia="Avenir Next"/>
           <w:i/>
           <w:color w:val="5A5F66"/>
-          <w:sz w:val="17"/>
+          <w:sz w:val="22"/>
           <w:szCs w:val="17"/>
         </w:rPr>
         <w:t xml:space="preserve">the steps in action</w:t>
@@ -541,7 +549,7 @@
           <w:rFonts w:ascii="Avenir Next" w:hAnsi="Avenir Next" w:cs="Avenir Next" w:eastAsia="Avenir Next"/>
           <w:b/>
           <w:color w:val="1A1A1A"/>
-          <w:sz w:val="21"/>
+          <w:sz w:val="22"/>
           <w:szCs w:val="21"/>
         </w:rPr>
         <w:t xml:space="preserve">Find 320 × 3/4.</w:t>
@@ -560,25 +568,25 @@
           <w:rFonts w:ascii="Avenir Next" w:hAnsi="Avenir Next" w:cs="Avenir Next" w:eastAsia="Avenir Next"/>
           <w:b/>
           <w:color w:val="003A70"/>
+          <w:sz w:val="22"/>
+          <w:szCs w:val="19"/>
+        </w:rPr>
+        <w:t xml:space="preserve">Step 1</w:t>
+      </w:r>
+      <w:r>
+        <w:rPr>
+          <w:rFonts w:ascii="Avenir Next" w:hAnsi="Avenir Next" w:cs="Avenir Next" w:eastAsia="Avenir Next"/>
+          <w:color w:val="1A1A1A"/>
           <w:sz w:val="19"/>
           <w:szCs w:val="19"/>
         </w:rPr>
-        <w:t xml:space="preserve">Step 1</w:t>
-      </w:r>
-      <w:r>
-        <w:rPr>
-          <w:rFonts w:ascii="Avenir Next" w:hAnsi="Avenir Next" w:cs="Avenir Next" w:eastAsia="Avenir Next"/>
-          <w:color w:val="1A1A1A"/>
-          <w:sz w:val="19"/>
-          <w:szCs w:val="19"/>
-        </w:rPr>
         <w:tab/>
       </w:r>
       <w:r>
         <w:rPr>
           <w:rFonts w:ascii="Avenir Next" w:hAnsi="Avenir Next" w:cs="Avenir Next" w:eastAsia="Avenir Next"/>
           <w:color w:val="1A1A1A"/>
-          <w:sz w:val="21"/>
+          <w:sz w:val="22"/>
           <w:szCs w:val="21"/>
         </w:rPr>
         <w:t xml:space="preserve">320 ÷ 4 = 80.</w:t>
@@ -597,25 +605,25 @@
           <w:rFonts w:ascii="Avenir Next" w:hAnsi="Avenir Next" w:cs="Avenir Next" w:eastAsia="Avenir Next"/>
           <w:b/>
           <w:color w:val="003A70"/>
+          <w:sz w:val="22"/>
+          <w:szCs w:val="19"/>
+        </w:rPr>
+        <w:t xml:space="preserve">Step 2</w:t>
+      </w:r>
+      <w:r>
+        <w:rPr>
+          <w:rFonts w:ascii="Avenir Next" w:hAnsi="Avenir Next" w:cs="Avenir Next" w:eastAsia="Avenir Next"/>
+          <w:color w:val="1A1A1A"/>
           <w:sz w:val="19"/>
           <w:szCs w:val="19"/>
         </w:rPr>
-        <w:t xml:space="preserve">Step 2</w:t>
-      </w:r>
-      <w:r>
-        <w:rPr>
-          <w:rFonts w:ascii="Avenir Next" w:hAnsi="Avenir Next" w:cs="Avenir Next" w:eastAsia="Avenir Next"/>
-          <w:color w:val="1A1A1A"/>
-          <w:sz w:val="19"/>
-          <w:szCs w:val="19"/>
-        </w:rPr>
         <w:tab/>
       </w:r>
       <w:r>
         <w:rPr>
           <w:rFonts w:ascii="Avenir Next" w:hAnsi="Avenir Next" w:cs="Avenir Next" w:eastAsia="Avenir Next"/>
           <w:color w:val="1A1A1A"/>
-          <w:sz w:val="21"/>
+          <w:sz w:val="22"/>
           <w:szCs w:val="21"/>
         </w:rPr>
         <w:t xml:space="preserve">80 × 3 = 240.</w:t>
@@ -634,25 +642,25 @@
           <w:rFonts w:ascii="Avenir Next" w:hAnsi="Avenir Next" w:cs="Avenir Next" w:eastAsia="Avenir Next"/>
           <w:b/>
           <w:color w:val="003A70"/>
+          <w:sz w:val="22"/>
+          <w:szCs w:val="19"/>
+        </w:rPr>
+        <w:t xml:space="preserve">Step 3</w:t>
+      </w:r>
+      <w:r>
+        <w:rPr>
+          <w:rFonts w:ascii="Avenir Next" w:hAnsi="Avenir Next" w:cs="Avenir Next" w:eastAsia="Avenir Next"/>
+          <w:color w:val="1A1A1A"/>
           <w:sz w:val="19"/>
           <w:szCs w:val="19"/>
         </w:rPr>
-        <w:t xml:space="preserve">Step 3</w:t>
-      </w:r>
-      <w:r>
-        <w:rPr>
-          <w:rFonts w:ascii="Avenir Next" w:hAnsi="Avenir Next" w:cs="Avenir Next" w:eastAsia="Avenir Next"/>
-          <w:color w:val="1A1A1A"/>
-          <w:sz w:val="19"/>
-          <w:szCs w:val="19"/>
-        </w:rPr>
         <w:tab/>
       </w:r>
       <w:r>
         <w:rPr>
           <w:rFonts w:ascii="Avenir Next" w:hAnsi="Avenir Next" w:cs="Avenir Next" w:eastAsia="Avenir Next"/>
           <w:color w:val="1A1A1A"/>
-          <w:sz w:val="21"/>
+          <w:sz w:val="22"/>
           <w:szCs w:val="21"/>
         </w:rPr>
         <w:t xml:space="preserve">240 is less than 320. It checks.</w:t>
@@ -671,33 +679,34 @@
           <w:rFonts w:ascii="Avenir Next" w:hAnsi="Avenir Next" w:cs="Avenir Next" w:eastAsia="Avenir Next"/>
           <w:b/>
           <w:color w:val="1A1A1A"/>
+          <w:sz w:val="22"/>
+          <w:szCs w:val="21"/>
+        </w:rPr>
+        <w:t xml:space="preserve">Answer</w:t>
+      </w:r>
+      <w:r>
+        <w:rPr>
+          <w:rFonts w:ascii="Avenir Next" w:hAnsi="Avenir Next" w:cs="Avenir Next" w:eastAsia="Avenir Next"/>
+          <w:color w:val="1A1A1A"/>
           <w:sz w:val="21"/>
           <w:szCs w:val="21"/>
         </w:rPr>
-        <w:t xml:space="preserve">Answer</w:t>
-      </w:r>
-      <w:r>
-        <w:rPr>
-          <w:rFonts w:ascii="Avenir Next" w:hAnsi="Avenir Next" w:cs="Avenir Next" w:eastAsia="Avenir Next"/>
-          <w:color w:val="1A1A1A"/>
-          <w:sz w:val="21"/>
+        <w:tab/>
+      </w:r>
+      <w:r>
+        <w:rPr>
+          <w:rFonts w:ascii="Avenir Next" w:hAnsi="Avenir Next" w:cs="Avenir Next" w:eastAsia="Avenir Next"/>
+          <w:b/>
+          <w:color w:val="1A1A1A"/>
+          <w:sz w:val="22"/>
           <w:szCs w:val="21"/>
         </w:rPr>
-        <w:tab/>
-      </w:r>
-      <w:r>
-        <w:rPr>
-          <w:rFonts w:ascii="Avenir Next" w:hAnsi="Avenir Next" w:cs="Avenir Next" w:eastAsia="Avenir Next"/>
-          <w:b/>
-          <w:color w:val="1A1A1A"/>
-          <w:sz w:val="21"/>
-          <w:szCs w:val="21"/>
-        </w:rPr>
         <w:t xml:space="preserve">240</w:t>
       </w:r>
     </w:p>
     <w:p>
       <w:pPr>
+        <w:pStyle w:val="Heading2"/>
         <w:keepNext/>
         <w:pBdr>
           <w:bottom w:val="single" w:sz="8" w:space="3" w:color="003A70"/>
@@ -713,7 +722,7 @@
           <w:b/>
           <w:color w:val="003A70"/>
           <w:spacing w:val="14"/>
-          <w:sz w:val="19"/>
+          <w:sz w:val="22"/>
           <w:szCs w:val="19"/>
         </w:rPr>
         <w:t xml:space="preserve">TRY IT WITH HELP</w:t>
@@ -732,7 +741,7 @@
           <w:rFonts w:ascii="Avenir Next" w:hAnsi="Avenir Next" w:cs="Avenir Next" w:eastAsia="Avenir Next"/>
           <w:i/>
           <w:color w:val="5A5F66"/>
-          <w:sz w:val="17"/>
+          <w:sz w:val="22"/>
           <w:szCs w:val="17"/>
         </w:rPr>
         <w:t xml:space="preserve">fill in each step</w:t>
@@ -790,25 +799,25 @@
           <w:rFonts w:ascii="Avenir Next" w:hAnsi="Avenir Next" w:cs="Avenir Next" w:eastAsia="Avenir Next"/>
           <w:b/>
           <w:color w:val="003A70"/>
+          <w:sz w:val="22"/>
+          <w:szCs w:val="18"/>
+        </w:rPr>
+        <w:t xml:space="preserve">Step 1</w:t>
+      </w:r>
+      <w:r>
+        <w:rPr>
+          <w:rFonts w:ascii="Avenir Next" w:hAnsi="Avenir Next" w:cs="Avenir Next" w:eastAsia="Avenir Next"/>
+          <w:color w:val="1A1A1A"/>
           <w:sz w:val="18"/>
           <w:szCs w:val="18"/>
         </w:rPr>
-        <w:t xml:space="preserve">Step 1</w:t>
-      </w:r>
-      <w:r>
-        <w:rPr>
-          <w:rFonts w:ascii="Avenir Next" w:hAnsi="Avenir Next" w:cs="Avenir Next" w:eastAsia="Avenir Next"/>
-          <w:color w:val="1A1A1A"/>
-          <w:sz w:val="18"/>
-          <w:szCs w:val="18"/>
-        </w:rPr>
         <w:tab/>
       </w:r>
       <w:r>
         <w:rPr>
           <w:rFonts w:ascii="Avenir Next" w:hAnsi="Avenir Next" w:cs="Avenir Next" w:eastAsia="Avenir Next"/>
           <w:color w:val="1A1A1A"/>
-          <w:sz w:val="21"/>
+          <w:sz w:val="22"/>
           <w:szCs w:val="21"/>
         </w:rPr>
         <w:t xml:space="preserve">24 ÷ 4 = </w:t>
@@ -838,25 +847,25 @@
           <w:rFonts w:ascii="Avenir Next" w:hAnsi="Avenir Next" w:cs="Avenir Next" w:eastAsia="Avenir Next"/>
           <w:b/>
           <w:color w:val="003A70"/>
+          <w:sz w:val="22"/>
+          <w:szCs w:val="18"/>
+        </w:rPr>
+        <w:t xml:space="preserve">Step 2</w:t>
+      </w:r>
+      <w:r>
+        <w:rPr>
+          <w:rFonts w:ascii="Avenir Next" w:hAnsi="Avenir Next" w:cs="Avenir Next" w:eastAsia="Avenir Next"/>
+          <w:color w:val="1A1A1A"/>
           <w:sz w:val="18"/>
           <w:szCs w:val="18"/>
         </w:rPr>
-        <w:t xml:space="preserve">Step 2</w:t>
-      </w:r>
-      <w:r>
-        <w:rPr>
-          <w:rFonts w:ascii="Avenir Next" w:hAnsi="Avenir Next" w:cs="Avenir Next" w:eastAsia="Avenir Next"/>
-          <w:color w:val="1A1A1A"/>
-          <w:sz w:val="18"/>
-          <w:szCs w:val="18"/>
-        </w:rPr>
         <w:tab/>
       </w:r>
       <w:r>
         <w:rPr>
           <w:rFonts w:ascii="Avenir Next" w:hAnsi="Avenir Next" w:cs="Avenir Next" w:eastAsia="Avenir Next"/>
           <w:color w:val="1A1A1A"/>
-          <w:sz w:val="21"/>
+          <w:sz w:val="22"/>
           <w:szCs w:val="21"/>
         </w:rPr>
         <w:t xml:space="preserve">6 × 3 = </w:t>
@@ -886,25 +895,25 @@
           <w:rFonts w:ascii="Avenir Next" w:hAnsi="Avenir Next" w:cs="Avenir Next" w:eastAsia="Avenir Next"/>
           <w:b/>
           <w:color w:val="003A70"/>
+          <w:sz w:val="22"/>
+          <w:szCs w:val="18"/>
+        </w:rPr>
+        <w:t xml:space="preserve">Step 3</w:t>
+      </w:r>
+      <w:r>
+        <w:rPr>
+          <w:rFonts w:ascii="Avenir Next" w:hAnsi="Avenir Next" w:cs="Avenir Next" w:eastAsia="Avenir Next"/>
+          <w:color w:val="1A1A1A"/>
           <w:sz w:val="18"/>
           <w:szCs w:val="18"/>
         </w:rPr>
-        <w:t xml:space="preserve">Step 3</w:t>
-      </w:r>
-      <w:r>
-        <w:rPr>
-          <w:rFonts w:ascii="Avenir Next" w:hAnsi="Avenir Next" w:cs="Avenir Next" w:eastAsia="Avenir Next"/>
-          <w:color w:val="1A1A1A"/>
-          <w:sz w:val="18"/>
-          <w:szCs w:val="18"/>
-        </w:rPr>
         <w:tab/>
       </w:r>
       <w:r>
         <w:rPr>
           <w:rFonts w:ascii="Avenir Next" w:hAnsi="Avenir Next" w:cs="Avenir Next" w:eastAsia="Avenir Next"/>
           <w:color w:val="1A1A1A"/>
-          <w:sz w:val="21"/>
+          <w:sz w:val="22"/>
           <w:szCs w:val="21"/>
         </w:rPr>
         <w:t xml:space="preserve">Is 18 less than 24? </w:t>
@@ -977,25 +986,25 @@
           <w:rFonts w:ascii="Avenir Next" w:hAnsi="Avenir Next" w:cs="Avenir Next" w:eastAsia="Avenir Next"/>
           <w:b/>
           <w:color w:val="003A70"/>
+          <w:sz w:val="22"/>
+          <w:szCs w:val="18"/>
+        </w:rPr>
+        <w:t xml:space="preserve">Step 1</w:t>
+      </w:r>
+      <w:r>
+        <w:rPr>
+          <w:rFonts w:ascii="Avenir Next" w:hAnsi="Avenir Next" w:cs="Avenir Next" w:eastAsia="Avenir Next"/>
+          <w:color w:val="1A1A1A"/>
           <w:sz w:val="18"/>
           <w:szCs w:val="18"/>
         </w:rPr>
-        <w:t xml:space="preserve">Step 1</w:t>
-      </w:r>
-      <w:r>
-        <w:rPr>
-          <w:rFonts w:ascii="Avenir Next" w:hAnsi="Avenir Next" w:cs="Avenir Next" w:eastAsia="Avenir Next"/>
-          <w:color w:val="1A1A1A"/>
-          <w:sz w:val="18"/>
-          <w:szCs w:val="18"/>
-        </w:rPr>
         <w:tab/>
       </w:r>
       <w:r>
         <w:rPr>
           <w:rFonts w:ascii="Avenir Next" w:hAnsi="Avenir Next" w:cs="Avenir Next" w:eastAsia="Avenir Next"/>
           <w:color w:val="1A1A1A"/>
-          <w:sz w:val="21"/>
+          <w:sz w:val="22"/>
           <w:szCs w:val="21"/>
         </w:rPr>
         <w:t xml:space="preserve">30 ÷ 3 = </w:t>
@@ -1025,25 +1034,25 @@
           <w:rFonts w:ascii="Avenir Next" w:hAnsi="Avenir Next" w:cs="Avenir Next" w:eastAsia="Avenir Next"/>
           <w:b/>
           <w:color w:val="003A70"/>
+          <w:sz w:val="22"/>
+          <w:szCs w:val="18"/>
+        </w:rPr>
+        <w:t xml:space="preserve">Step 2</w:t>
+      </w:r>
+      <w:r>
+        <w:rPr>
+          <w:rFonts w:ascii="Avenir Next" w:hAnsi="Avenir Next" w:cs="Avenir Next" w:eastAsia="Avenir Next"/>
+          <w:color w:val="1A1A1A"/>
           <w:sz w:val="18"/>
           <w:szCs w:val="18"/>
         </w:rPr>
-        <w:t xml:space="preserve">Step 2</w:t>
-      </w:r>
-      <w:r>
-        <w:rPr>
-          <w:rFonts w:ascii="Avenir Next" w:hAnsi="Avenir Next" w:cs="Avenir Next" w:eastAsia="Avenir Next"/>
-          <w:color w:val="1A1A1A"/>
-          <w:sz w:val="18"/>
-          <w:szCs w:val="18"/>
-        </w:rPr>
         <w:tab/>
       </w:r>
       <w:r>
         <w:rPr>
           <w:rFonts w:ascii="Avenir Next" w:hAnsi="Avenir Next" w:cs="Avenir Next" w:eastAsia="Avenir Next"/>
           <w:color w:val="1A1A1A"/>
-          <w:sz w:val="21"/>
+          <w:sz w:val="22"/>
           <w:szCs w:val="21"/>
         </w:rPr>
         <w:t xml:space="preserve">10 × 2 = </w:t>
@@ -1073,25 +1082,25 @@
           <w:rFonts w:ascii="Avenir Next" w:hAnsi="Avenir Next" w:cs="Avenir Next" w:eastAsia="Avenir Next"/>
           <w:b/>
           <w:color w:val="003A70"/>
+          <w:sz w:val="22"/>
+          <w:szCs w:val="18"/>
+        </w:rPr>
+        <w:t xml:space="preserve">Step 3</w:t>
+      </w:r>
+      <w:r>
+        <w:rPr>
+          <w:rFonts w:ascii="Avenir Next" w:hAnsi="Avenir Next" w:cs="Avenir Next" w:eastAsia="Avenir Next"/>
+          <w:color w:val="1A1A1A"/>
           <w:sz w:val="18"/>
           <w:szCs w:val="18"/>
         </w:rPr>
-        <w:t xml:space="preserve">Step 3</w:t>
-      </w:r>
-      <w:r>
-        <w:rPr>
-          <w:rFonts w:ascii="Avenir Next" w:hAnsi="Avenir Next" w:cs="Avenir Next" w:eastAsia="Avenir Next"/>
-          <w:color w:val="1A1A1A"/>
-          <w:sz w:val="18"/>
-          <w:szCs w:val="18"/>
-        </w:rPr>
         <w:tab/>
       </w:r>
       <w:r>
         <w:rPr>
           <w:rFonts w:ascii="Avenir Next" w:hAnsi="Avenir Next" w:cs="Avenir Next" w:eastAsia="Avenir Next"/>
           <w:color w:val="1A1A1A"/>
-          <w:sz w:val="21"/>
+          <w:sz w:val="22"/>
           <w:szCs w:val="21"/>
         </w:rPr>
         <w:t xml:space="preserve">Is 20 less than 30? </w:t>
@@ -1114,6 +1123,7 @@
     </w:p>
     <w:p>
       <w:pPr>
+        <w:pStyle w:val="Heading2"/>
         <w:keepNext/>
         <w:pBdr>
           <w:bottom w:val="single" w:sz="8" w:space="3" w:color="003A70"/>
@@ -1129,7 +1139,7 @@
           <w:b/>
           <w:color w:val="003A70"/>
           <w:spacing w:val="14"/>
-          <w:sz w:val="19"/>
+          <w:sz w:val="22"/>
           <w:szCs w:val="19"/>
         </w:rPr>
         <w:t xml:space="preserve">YOUR TURN</w:t>
@@ -1148,7 +1158,7 @@
           <w:rFonts w:ascii="Avenir Next" w:hAnsi="Avenir Next" w:cs="Avenir Next" w:eastAsia="Avenir Next"/>
           <w:i/>
           <w:color w:val="5A5F66"/>
-          <w:sz w:val="17"/>
+          <w:sz w:val="22"/>
           <w:szCs w:val="17"/>
         </w:rPr>
         <w:t xml:space="preserve">use the steps on your own</w:t>
@@ -1320,7 +1330,7 @@
                       <w:szCs w:val="22"/>
                       <w:u w:val="single"/>
                     </w:rPr>
-                    <w:t xml:space="preserve">        </w:t>
+                    <w:t xml:space="preserve">            </w:t>
                   </w:r>
                 </w:p>
               </w:tc>
@@ -1382,7 +1392,7 @@
                       <w:szCs w:val="22"/>
                       <w:u w:val="single"/>
                     </w:rPr>
-                    <w:t xml:space="preserve">        </w:t>
+                    <w:t xml:space="preserve">            </w:t>
                   </w:r>
                 </w:p>
               </w:tc>
@@ -1444,7 +1454,7 @@
                       <w:szCs w:val="22"/>
                       <w:u w:val="single"/>
                     </w:rPr>
-                    <w:t xml:space="preserve">        </w:t>
+                    <w:t xml:space="preserve">            </w:t>
                   </w:r>
                 </w:p>
               </w:tc>
@@ -1512,7 +1522,7 @@
                       <w:szCs w:val="22"/>
                       <w:u w:val="single"/>
                     </w:rPr>
-                    <w:t xml:space="preserve">        </w:t>
+                    <w:t xml:space="preserve">            </w:t>
                   </w:r>
                 </w:p>
               </w:tc>
@@ -1574,7 +1584,7 @@
                       <w:szCs w:val="22"/>
                       <w:u w:val="single"/>
                     </w:rPr>
-                    <w:t xml:space="preserve">        </w:t>
+                    <w:t xml:space="preserve">            </w:t>
                   </w:r>
                 </w:p>
               </w:tc>
@@ -1636,7 +1646,7 @@
                       <w:szCs w:val="22"/>
                       <w:u w:val="single"/>
                     </w:rPr>
-                    <w:t xml:space="preserve">        </w:t>
+                    <w:t xml:space="preserve">            </w:t>
                   </w:r>
                 </w:p>
               </w:tc>
@@ -1668,7 +1678,7 @@
           <w:caps/>
           <w:color w:val="003A70"/>
           <w:spacing w:val="12"/>
-          <w:sz w:val="19"/>
+          <w:sz w:val="22"/>
           <w:szCs w:val="19"/>
         </w:rPr>
         <w:t xml:space="preserve">Lesson 5-5  ·  Session 2  ·  Prerequisite Practice A  ·  Skill 2 of 2</w:t>
@@ -1676,6 +1686,7 @@
     </w:p>
     <w:p>
       <w:pPr>
+        <w:pStyle w:val="Heading1"/>
         <w:keepNext/>
         <w:spacing w:before="0" w:after="10" w:line="240" w:lineRule="auto"/>
       </w:pPr>
@@ -1701,7 +1712,7 @@
         <w:rPr>
           <w:rFonts w:ascii="Avenir Next" w:hAnsi="Avenir Next" w:cs="Avenir Next" w:eastAsia="Avenir Next"/>
           <w:color w:val="5A5F66"/>
-          <w:sz w:val="17"/>
+          <w:sz w:val="22"/>
           <w:szCs w:val="17"/>
         </w:rPr>
         <w:t xml:space="preserve">Builds on Grade 5 · 5.NBT.B.6</w:t>
@@ -1744,6 +1755,7 @@
           </w:tcPr>
           <w:p>
             <w:pPr>
+              <w:pStyle w:val="Heading2"/>
               <w:spacing w:before="0" w:after="0" w:line="252" w:lineRule="auto"/>
             </w:pPr>
             <w:r>
@@ -1773,7 +1785,7 @@
               <w:rPr>
                 <w:rFonts w:ascii="Avenir Next" w:hAnsi="Avenir Next" w:cs="Avenir Next" w:eastAsia="Avenir Next"/>
                 <w:color w:val="1A1A1A"/>
-                <w:sz w:val="20"/>
+                <w:sz w:val="22"/>
                 <w:szCs w:val="20"/>
               </w:rPr>
               <w:t xml:space="preserve">You will find a missing edge, like 1,170 ÷ 130 for the planter.</w:t>
@@ -1793,6 +1805,7 @@
           </w:tcPr>
           <w:p>
             <w:pPr>
+              <w:pStyle w:val="Heading2"/>
               <w:spacing w:before="0" w:after="0" w:line="252" w:lineRule="auto"/>
             </w:pPr>
             <w:r>
@@ -1822,7 +1835,7 @@
               <w:rPr>
                 <w:rFonts w:ascii="Avenir Next" w:hAnsi="Avenir Next" w:cs="Avenir Next" w:eastAsia="Avenir Next"/>
                 <w:color w:val="1A1A1A"/>
-                <w:sz w:val="20"/>
+                <w:sz w:val="22"/>
                 <w:szCs w:val="20"/>
               </w:rPr>
               <w:t xml:space="preserve">Divide by a 2-digit number, like 672 ÷ 48.  </w:t>
@@ -1832,7 +1845,7 @@
                 <w:rFonts w:ascii="Avenir Next" w:hAnsi="Avenir Next" w:cs="Avenir Next" w:eastAsia="Avenir Next"/>
                 <w:b/>
                 <w:color w:val="1A1A1A"/>
-                <w:sz w:val="20"/>
+                <w:sz w:val="22"/>
                 <w:szCs w:val="20"/>
               </w:rPr>
               <w:t xml:space="preserve">You will use it in Practice Form A, problems 2, 3, and 7.</w:t>
@@ -1843,6 +1856,7 @@
     </w:tbl>
     <w:p>
       <w:pPr>
+        <w:pStyle w:val="Heading2"/>
         <w:keepNext/>
         <w:pBdr>
           <w:bottom w:val="single" w:sz="8" w:space="3" w:color="003A70"/>
@@ -1858,7 +1872,7 @@
           <w:b/>
           <w:color w:val="003A70"/>
           <w:spacing w:val="14"/>
-          <w:sz w:val="19"/>
+          <w:sz w:val="22"/>
           <w:szCs w:val="19"/>
         </w:rPr>
         <w:t xml:space="preserve">STEPS TO FOLLOW</w:t>
@@ -1877,7 +1891,7 @@
           <w:rFonts w:ascii="Avenir Next" w:hAnsi="Avenir Next" w:cs="Avenir Next" w:eastAsia="Avenir Next"/>
           <w:i/>
           <w:color w:val="5A5F66"/>
-          <w:sz w:val="17"/>
+          <w:sz w:val="22"/>
           <w:szCs w:val="17"/>
         </w:rPr>
         <w:t xml:space="preserve">use these same steps on every problem</w:t>
@@ -1919,6 +1933,7 @@
           </w:tcPr>
           <w:p>
             <w:pPr>
+              <w:pStyle w:val="Heading1"/>
               <w:spacing w:before="0" w:after="0" w:line="240" w:lineRule="auto"/>
               <w:jc w:val="center"/>
             </w:pPr>
@@ -1948,7 +1963,7 @@
                 <w:rFonts w:ascii="Avenir Next" w:hAnsi="Avenir Next" w:cs="Avenir Next" w:eastAsia="Avenir Next"/>
                 <w:b/>
                 <w:color w:val="1A1A1A"/>
-                <w:sz w:val="21"/>
+                <w:sz w:val="22"/>
                 <w:szCs w:val="21"/>
               </w:rPr>
               <w:t xml:space="preserve">Take away</w:t>
@@ -1957,7 +1972,7 @@
               <w:rPr>
                 <w:rFonts w:ascii="Avenir Next" w:hAnsi="Avenir Next" w:cs="Avenir Next" w:eastAsia="Avenir Next"/>
                 <w:color w:val="1A1A1A"/>
-                <w:sz w:val="21"/>
+                <w:sz w:val="22"/>
                 <w:szCs w:val="21"/>
               </w:rPr>
               <w:t xml:space="preserve"> 10 groups of the divisor.</w:t>
@@ -1976,6 +1991,7 @@
           </w:tcPr>
           <w:p>
             <w:pPr>
+              <w:pStyle w:val="Heading1"/>
               <w:spacing w:before="0" w:after="0" w:line="240" w:lineRule="auto"/>
               <w:jc w:val="center"/>
             </w:pPr>
@@ -2005,7 +2021,7 @@
                 <w:rFonts w:ascii="Avenir Next" w:hAnsi="Avenir Next" w:cs="Avenir Next" w:eastAsia="Avenir Next"/>
                 <w:b/>
                 <w:color w:val="1A1A1A"/>
-                <w:sz w:val="21"/>
+                <w:sz w:val="22"/>
                 <w:szCs w:val="21"/>
               </w:rPr>
               <w:t xml:space="preserve">Take away</w:t>
@@ -2014,7 +2030,7 @@
               <w:rPr>
                 <w:rFonts w:ascii="Avenir Next" w:hAnsi="Avenir Next" w:cs="Avenir Next" w:eastAsia="Avenir Next"/>
                 <w:color w:val="1A1A1A"/>
-                <w:sz w:val="21"/>
+                <w:sz w:val="22"/>
                 <w:szCs w:val="21"/>
               </w:rPr>
               <w:t xml:space="preserve"> more groups from what is left.</w:t>
@@ -2033,6 +2049,7 @@
           </w:tcPr>
           <w:p>
             <w:pPr>
+              <w:pStyle w:val="Heading1"/>
               <w:spacing w:before="0" w:after="0" w:line="240" w:lineRule="auto"/>
               <w:jc w:val="center"/>
             </w:pPr>
@@ -2062,7 +2079,7 @@
                 <w:rFonts w:ascii="Avenir Next" w:hAnsi="Avenir Next" w:cs="Avenir Next" w:eastAsia="Avenir Next"/>
                 <w:b/>
                 <w:color w:val="1A1A1A"/>
-                <w:sz w:val="21"/>
+                <w:sz w:val="22"/>
                 <w:szCs w:val="21"/>
               </w:rPr>
               <w:t xml:space="preserve">Add</w:t>
@@ -2071,7 +2088,7 @@
               <w:rPr>
                 <w:rFonts w:ascii="Avenir Next" w:hAnsi="Avenir Next" w:cs="Avenir Next" w:eastAsia="Avenir Next"/>
                 <w:color w:val="1A1A1A"/>
-                <w:sz w:val="21"/>
+                <w:sz w:val="22"/>
                 <w:szCs w:val="21"/>
               </w:rPr>
               <w:t xml:space="preserve"> up all the groups.</w:t>
@@ -2082,6 +2099,7 @@
     </w:tbl>
     <w:p>
       <w:pPr>
+        <w:pStyle w:val="Heading2"/>
         <w:keepNext/>
         <w:pBdr>
           <w:bottom w:val="single" w:sz="8" w:space="3" w:color="003A70"/>
@@ -2097,7 +2115,7 @@
           <w:b/>
           <w:color w:val="003A70"/>
           <w:spacing w:val="14"/>
-          <w:sz w:val="19"/>
+          <w:sz w:val="22"/>
           <w:szCs w:val="19"/>
         </w:rPr>
         <w:t xml:space="preserve">WATCH ME</w:t>
@@ -2116,7 +2134,7 @@
           <w:rFonts w:ascii="Avenir Next" w:hAnsi="Avenir Next" w:cs="Avenir Next" w:eastAsia="Avenir Next"/>
           <w:i/>
           <w:color w:val="5A5F66"/>
-          <w:sz w:val="17"/>
+          <w:sz w:val="22"/>
           <w:szCs w:val="17"/>
         </w:rPr>
         <w:t xml:space="preserve">the steps in action</w:t>
@@ -2131,7 +2149,7 @@
           <w:rFonts w:ascii="Avenir Next" w:hAnsi="Avenir Next" w:cs="Avenir Next" w:eastAsia="Avenir Next"/>
           <w:b/>
           <w:color w:val="1A1A1A"/>
-          <w:sz w:val="21"/>
+          <w:sz w:val="22"/>
           <w:szCs w:val="21"/>
         </w:rPr>
         <w:t xml:space="preserve">Find 672 ÷ 48.</w:t>
@@ -2150,25 +2168,25 @@
           <w:rFonts w:ascii="Avenir Next" w:hAnsi="Avenir Next" w:cs="Avenir Next" w:eastAsia="Avenir Next"/>
           <w:b/>
           <w:color w:val="003A70"/>
+          <w:sz w:val="22"/>
+          <w:szCs w:val="19"/>
+        </w:rPr>
+        <w:t xml:space="preserve">Step 1</w:t>
+      </w:r>
+      <w:r>
+        <w:rPr>
+          <w:rFonts w:ascii="Avenir Next" w:hAnsi="Avenir Next" w:cs="Avenir Next" w:eastAsia="Avenir Next"/>
+          <w:color w:val="1A1A1A"/>
           <w:sz w:val="19"/>
           <w:szCs w:val="19"/>
         </w:rPr>
-        <w:t xml:space="preserve">Step 1</w:t>
-      </w:r>
-      <w:r>
-        <w:rPr>
-          <w:rFonts w:ascii="Avenir Next" w:hAnsi="Avenir Next" w:cs="Avenir Next" w:eastAsia="Avenir Next"/>
-          <w:color w:val="1A1A1A"/>
-          <w:sz w:val="19"/>
-          <w:szCs w:val="19"/>
-        </w:rPr>
         <w:tab/>
       </w:r>
       <w:r>
         <w:rPr>
           <w:rFonts w:ascii="Avenir Next" w:hAnsi="Avenir Next" w:cs="Avenir Next" w:eastAsia="Avenir Next"/>
           <w:color w:val="1A1A1A"/>
-          <w:sz w:val="21"/>
+          <w:sz w:val="22"/>
           <w:szCs w:val="21"/>
         </w:rPr>
         <w:t xml:space="preserve">48 × 10 = 480. 672 − 480 = 192.</w:t>
@@ -2187,25 +2205,25 @@
           <w:rFonts w:ascii="Avenir Next" w:hAnsi="Avenir Next" w:cs="Avenir Next" w:eastAsia="Avenir Next"/>
           <w:b/>
           <w:color w:val="003A70"/>
+          <w:sz w:val="22"/>
+          <w:szCs w:val="19"/>
+        </w:rPr>
+        <w:t xml:space="preserve">Step 2</w:t>
+      </w:r>
+      <w:r>
+        <w:rPr>
+          <w:rFonts w:ascii="Avenir Next" w:hAnsi="Avenir Next" w:cs="Avenir Next" w:eastAsia="Avenir Next"/>
+          <w:color w:val="1A1A1A"/>
           <w:sz w:val="19"/>
           <w:szCs w:val="19"/>
         </w:rPr>
-        <w:t xml:space="preserve">Step 2</w:t>
-      </w:r>
-      <w:r>
-        <w:rPr>
-          <w:rFonts w:ascii="Avenir Next" w:hAnsi="Avenir Next" w:cs="Avenir Next" w:eastAsia="Avenir Next"/>
-          <w:color w:val="1A1A1A"/>
-          <w:sz w:val="19"/>
-          <w:szCs w:val="19"/>
-        </w:rPr>
         <w:tab/>
       </w:r>
       <w:r>
         <w:rPr>
           <w:rFonts w:ascii="Avenir Next" w:hAnsi="Avenir Next" w:cs="Avenir Next" w:eastAsia="Avenir Next"/>
           <w:color w:val="1A1A1A"/>
-          <w:sz w:val="21"/>
+          <w:sz w:val="22"/>
           <w:szCs w:val="21"/>
         </w:rPr>
         <w:t xml:space="preserve">48 × 4 = 192. Nothing is left.</w:t>
@@ -2224,25 +2242,25 @@
           <w:rFonts w:ascii="Avenir Next" w:hAnsi="Avenir Next" w:cs="Avenir Next" w:eastAsia="Avenir Next"/>
           <w:b/>
           <w:color w:val="003A70"/>
+          <w:sz w:val="22"/>
+          <w:szCs w:val="19"/>
+        </w:rPr>
+        <w:t xml:space="preserve">Step 3</w:t>
+      </w:r>
+      <w:r>
+        <w:rPr>
+          <w:rFonts w:ascii="Avenir Next" w:hAnsi="Avenir Next" w:cs="Avenir Next" w:eastAsia="Avenir Next"/>
+          <w:color w:val="1A1A1A"/>
           <w:sz w:val="19"/>
           <w:szCs w:val="19"/>
         </w:rPr>
-        <w:t xml:space="preserve">Step 3</w:t>
-      </w:r>
-      <w:r>
-        <w:rPr>
-          <w:rFonts w:ascii="Avenir Next" w:hAnsi="Avenir Next" w:cs="Avenir Next" w:eastAsia="Avenir Next"/>
-          <w:color w:val="1A1A1A"/>
-          <w:sz w:val="19"/>
-          <w:szCs w:val="19"/>
-        </w:rPr>
         <w:tab/>
       </w:r>
       <w:r>
         <w:rPr>
           <w:rFonts w:ascii="Avenir Next" w:hAnsi="Avenir Next" w:cs="Avenir Next" w:eastAsia="Avenir Next"/>
           <w:color w:val="1A1A1A"/>
-          <w:sz w:val="21"/>
+          <w:sz w:val="22"/>
           <w:szCs w:val="21"/>
         </w:rPr>
         <w:t xml:space="preserve">10 + 4 = 14.</w:t>
@@ -2261,33 +2279,34 @@
           <w:rFonts w:ascii="Avenir Next" w:hAnsi="Avenir Next" w:cs="Avenir Next" w:eastAsia="Avenir Next"/>
           <w:b/>
           <w:color w:val="1A1A1A"/>
+          <w:sz w:val="22"/>
+          <w:szCs w:val="21"/>
+        </w:rPr>
+        <w:t xml:space="preserve">Answer</w:t>
+      </w:r>
+      <w:r>
+        <w:rPr>
+          <w:rFonts w:ascii="Avenir Next" w:hAnsi="Avenir Next" w:cs="Avenir Next" w:eastAsia="Avenir Next"/>
+          <w:color w:val="1A1A1A"/>
           <w:sz w:val="21"/>
           <w:szCs w:val="21"/>
         </w:rPr>
-        <w:t xml:space="preserve">Answer</w:t>
-      </w:r>
-      <w:r>
-        <w:rPr>
-          <w:rFonts w:ascii="Avenir Next" w:hAnsi="Avenir Next" w:cs="Avenir Next" w:eastAsia="Avenir Next"/>
-          <w:color w:val="1A1A1A"/>
-          <w:sz w:val="21"/>
+        <w:tab/>
+      </w:r>
+      <w:r>
+        <w:rPr>
+          <w:rFonts w:ascii="Avenir Next" w:hAnsi="Avenir Next" w:cs="Avenir Next" w:eastAsia="Avenir Next"/>
+          <w:b/>
+          <w:color w:val="1A1A1A"/>
+          <w:sz w:val="22"/>
           <w:szCs w:val="21"/>
         </w:rPr>
-        <w:tab/>
-      </w:r>
-      <w:r>
-        <w:rPr>
-          <w:rFonts w:ascii="Avenir Next" w:hAnsi="Avenir Next" w:cs="Avenir Next" w:eastAsia="Avenir Next"/>
-          <w:b/>
-          <w:color w:val="1A1A1A"/>
-          <w:sz w:val="21"/>
-          <w:szCs w:val="21"/>
-        </w:rPr>
         <w:t xml:space="preserve">14</w:t>
       </w:r>
     </w:p>
     <w:p>
       <w:pPr>
+        <w:pStyle w:val="Heading2"/>
         <w:keepNext/>
         <w:pBdr>
           <w:bottom w:val="single" w:sz="8" w:space="3" w:color="003A70"/>
@@ -2303,7 +2322,7 @@
           <w:b/>
           <w:color w:val="003A70"/>
           <w:spacing w:val="14"/>
-          <w:sz w:val="19"/>
+          <w:sz w:val="22"/>
           <w:szCs w:val="19"/>
         </w:rPr>
         <w:t xml:space="preserve">TRY IT WITH HELP</w:t>
@@ -2322,7 +2341,7 @@
           <w:rFonts w:ascii="Avenir Next" w:hAnsi="Avenir Next" w:cs="Avenir Next" w:eastAsia="Avenir Next"/>
           <w:i/>
           <w:color w:val="5A5F66"/>
-          <w:sz w:val="17"/>
+          <w:sz w:val="22"/>
           <w:szCs w:val="17"/>
         </w:rPr>
         <w:t xml:space="preserve">fill in each step</w:t>
@@ -2380,25 +2399,25 @@
           <w:rFonts w:ascii="Avenir Next" w:hAnsi="Avenir Next" w:cs="Avenir Next" w:eastAsia="Avenir Next"/>
           <w:b/>
           <w:color w:val="003A70"/>
+          <w:sz w:val="22"/>
+          <w:szCs w:val="18"/>
+        </w:rPr>
+        <w:t xml:space="preserve">Step 1</w:t>
+      </w:r>
+      <w:r>
+        <w:rPr>
+          <w:rFonts w:ascii="Avenir Next" w:hAnsi="Avenir Next" w:cs="Avenir Next" w:eastAsia="Avenir Next"/>
+          <w:color w:val="1A1A1A"/>
           <w:sz w:val="18"/>
           <w:szCs w:val="18"/>
         </w:rPr>
-        <w:t xml:space="preserve">Step 1</w:t>
-      </w:r>
-      <w:r>
-        <w:rPr>
-          <w:rFonts w:ascii="Avenir Next" w:hAnsi="Avenir Next" w:cs="Avenir Next" w:eastAsia="Avenir Next"/>
-          <w:color w:val="1A1A1A"/>
-          <w:sz w:val="18"/>
-          <w:szCs w:val="18"/>
-        </w:rPr>
         <w:tab/>
       </w:r>
       <w:r>
         <w:rPr>
           <w:rFonts w:ascii="Avenir Next" w:hAnsi="Avenir Next" w:cs="Avenir Next" w:eastAsia="Avenir Next"/>
           <w:color w:val="1A1A1A"/>
-          <w:sz w:val="21"/>
+          <w:sz w:val="22"/>
           <w:szCs w:val="21"/>
         </w:rPr>
         <w:t xml:space="preserve">24 × 10 = 240. 336 − 240 = </w:t>
@@ -2428,25 +2447,25 @@
           <w:rFonts w:ascii="Avenir Next" w:hAnsi="Avenir Next" w:cs="Avenir Next" w:eastAsia="Avenir Next"/>
           <w:b/>
           <w:color w:val="003A70"/>
+          <w:sz w:val="22"/>
+          <w:szCs w:val="18"/>
+        </w:rPr>
+        <w:t xml:space="preserve">Step 2</w:t>
+      </w:r>
+      <w:r>
+        <w:rPr>
+          <w:rFonts w:ascii="Avenir Next" w:hAnsi="Avenir Next" w:cs="Avenir Next" w:eastAsia="Avenir Next"/>
+          <w:color w:val="1A1A1A"/>
           <w:sz w:val="18"/>
           <w:szCs w:val="18"/>
         </w:rPr>
-        <w:t xml:space="preserve">Step 2</w:t>
-      </w:r>
-      <w:r>
-        <w:rPr>
-          <w:rFonts w:ascii="Avenir Next" w:hAnsi="Avenir Next" w:cs="Avenir Next" w:eastAsia="Avenir Next"/>
-          <w:color w:val="1A1A1A"/>
-          <w:sz w:val="18"/>
-          <w:szCs w:val="18"/>
-        </w:rPr>
         <w:tab/>
       </w:r>
       <w:r>
         <w:rPr>
           <w:rFonts w:ascii="Avenir Next" w:hAnsi="Avenir Next" w:cs="Avenir Next" w:eastAsia="Avenir Next"/>
           <w:color w:val="1A1A1A"/>
-          <w:sz w:val="21"/>
+          <w:sz w:val="22"/>
           <w:szCs w:val="21"/>
         </w:rPr>
         <w:t xml:space="preserve">24 × </w:t>
@@ -2465,7 +2484,7 @@
         <w:rPr>
           <w:rFonts w:ascii="Avenir Next" w:hAnsi="Avenir Next" w:cs="Avenir Next" w:eastAsia="Avenir Next"/>
           <w:color w:val="1A1A1A"/>
-          <w:sz w:val="21"/>
+          <w:sz w:val="22"/>
           <w:szCs w:val="21"/>
         </w:rPr>
         <w:t xml:space="preserve"> = 96</w:t>
@@ -2485,25 +2504,25 @@
           <w:rFonts w:ascii="Avenir Next" w:hAnsi="Avenir Next" w:cs="Avenir Next" w:eastAsia="Avenir Next"/>
           <w:b/>
           <w:color w:val="003A70"/>
+          <w:sz w:val="22"/>
+          <w:szCs w:val="18"/>
+        </w:rPr>
+        <w:t xml:space="preserve">Step 3</w:t>
+      </w:r>
+      <w:r>
+        <w:rPr>
+          <w:rFonts w:ascii="Avenir Next" w:hAnsi="Avenir Next" w:cs="Avenir Next" w:eastAsia="Avenir Next"/>
+          <w:color w:val="1A1A1A"/>
           <w:sz w:val="18"/>
           <w:szCs w:val="18"/>
         </w:rPr>
-        <w:t xml:space="preserve">Step 3</w:t>
-      </w:r>
-      <w:r>
-        <w:rPr>
-          <w:rFonts w:ascii="Avenir Next" w:hAnsi="Avenir Next" w:cs="Avenir Next" w:eastAsia="Avenir Next"/>
-          <w:color w:val="1A1A1A"/>
-          <w:sz w:val="18"/>
-          <w:szCs w:val="18"/>
-        </w:rPr>
         <w:tab/>
       </w:r>
       <w:r>
         <w:rPr>
           <w:rFonts w:ascii="Avenir Next" w:hAnsi="Avenir Next" w:cs="Avenir Next" w:eastAsia="Avenir Next"/>
           <w:color w:val="1A1A1A"/>
-          <w:sz w:val="21"/>
+          <w:sz w:val="22"/>
           <w:szCs w:val="21"/>
         </w:rPr>
         <w:t xml:space="preserve">10 + 4 = </w:t>
@@ -2576,25 +2595,25 @@
           <w:rFonts w:ascii="Avenir Next" w:hAnsi="Avenir Next" w:cs="Avenir Next" w:eastAsia="Avenir Next"/>
           <w:b/>
           <w:color w:val="003A70"/>
+          <w:sz w:val="22"/>
+          <w:szCs w:val="18"/>
+        </w:rPr>
+        <w:t xml:space="preserve">Step 1</w:t>
+      </w:r>
+      <w:r>
+        <w:rPr>
+          <w:rFonts w:ascii="Avenir Next" w:hAnsi="Avenir Next" w:cs="Avenir Next" w:eastAsia="Avenir Next"/>
+          <w:color w:val="1A1A1A"/>
           <w:sz w:val="18"/>
           <w:szCs w:val="18"/>
         </w:rPr>
-        <w:t xml:space="preserve">Step 1</w:t>
-      </w:r>
-      <w:r>
-        <w:rPr>
-          <w:rFonts w:ascii="Avenir Next" w:hAnsi="Avenir Next" w:cs="Avenir Next" w:eastAsia="Avenir Next"/>
-          <w:color w:val="1A1A1A"/>
-          <w:sz w:val="18"/>
-          <w:szCs w:val="18"/>
-        </w:rPr>
         <w:tab/>
       </w:r>
       <w:r>
         <w:rPr>
           <w:rFonts w:ascii="Avenir Next" w:hAnsi="Avenir Next" w:cs="Avenir Next" w:eastAsia="Avenir Next"/>
           <w:color w:val="1A1A1A"/>
-          <w:sz w:val="21"/>
+          <w:sz w:val="22"/>
           <w:szCs w:val="21"/>
         </w:rPr>
         <w:t xml:space="preserve">90 × 10 = 900. 1,170 − 900 = </w:t>
@@ -2624,25 +2643,25 @@
           <w:rFonts w:ascii="Avenir Next" w:hAnsi="Avenir Next" w:cs="Avenir Next" w:eastAsia="Avenir Next"/>
           <w:b/>
           <w:color w:val="003A70"/>
+          <w:sz w:val="22"/>
+          <w:szCs w:val="18"/>
+        </w:rPr>
+        <w:t xml:space="preserve">Step 2</w:t>
+      </w:r>
+      <w:r>
+        <w:rPr>
+          <w:rFonts w:ascii="Avenir Next" w:hAnsi="Avenir Next" w:cs="Avenir Next" w:eastAsia="Avenir Next"/>
+          <w:color w:val="1A1A1A"/>
           <w:sz w:val="18"/>
           <w:szCs w:val="18"/>
         </w:rPr>
-        <w:t xml:space="preserve">Step 2</w:t>
-      </w:r>
-      <w:r>
-        <w:rPr>
-          <w:rFonts w:ascii="Avenir Next" w:hAnsi="Avenir Next" w:cs="Avenir Next" w:eastAsia="Avenir Next"/>
-          <w:color w:val="1A1A1A"/>
-          <w:sz w:val="18"/>
-          <w:szCs w:val="18"/>
-        </w:rPr>
         <w:tab/>
       </w:r>
       <w:r>
         <w:rPr>
           <w:rFonts w:ascii="Avenir Next" w:hAnsi="Avenir Next" w:cs="Avenir Next" w:eastAsia="Avenir Next"/>
           <w:color w:val="1A1A1A"/>
-          <w:sz w:val="21"/>
+          <w:sz w:val="22"/>
           <w:szCs w:val="21"/>
         </w:rPr>
         <w:t xml:space="preserve">90 × </w:t>
@@ -2661,7 +2680,7 @@
         <w:rPr>
           <w:rFonts w:ascii="Avenir Next" w:hAnsi="Avenir Next" w:cs="Avenir Next" w:eastAsia="Avenir Next"/>
           <w:color w:val="1A1A1A"/>
-          <w:sz w:val="21"/>
+          <w:sz w:val="22"/>
           <w:szCs w:val="21"/>
         </w:rPr>
         <w:t xml:space="preserve"> = 270</w:t>
@@ -2681,25 +2700,25 @@
           <w:rFonts w:ascii="Avenir Next" w:hAnsi="Avenir Next" w:cs="Avenir Next" w:eastAsia="Avenir Next"/>
           <w:b/>
           <w:color w:val="003A70"/>
+          <w:sz w:val="22"/>
+          <w:szCs w:val="18"/>
+        </w:rPr>
+        <w:t xml:space="preserve">Step 3</w:t>
+      </w:r>
+      <w:r>
+        <w:rPr>
+          <w:rFonts w:ascii="Avenir Next" w:hAnsi="Avenir Next" w:cs="Avenir Next" w:eastAsia="Avenir Next"/>
+          <w:color w:val="1A1A1A"/>
           <w:sz w:val="18"/>
           <w:szCs w:val="18"/>
         </w:rPr>
-        <w:t xml:space="preserve">Step 3</w:t>
-      </w:r>
-      <w:r>
-        <w:rPr>
-          <w:rFonts w:ascii="Avenir Next" w:hAnsi="Avenir Next" w:cs="Avenir Next" w:eastAsia="Avenir Next"/>
-          <w:color w:val="1A1A1A"/>
-          <w:sz w:val="18"/>
-          <w:szCs w:val="18"/>
-        </w:rPr>
         <w:tab/>
       </w:r>
       <w:r>
         <w:rPr>
           <w:rFonts w:ascii="Avenir Next" w:hAnsi="Avenir Next" w:cs="Avenir Next" w:eastAsia="Avenir Next"/>
           <w:color w:val="1A1A1A"/>
-          <w:sz w:val="21"/>
+          <w:sz w:val="22"/>
           <w:szCs w:val="21"/>
         </w:rPr>
         <w:t xml:space="preserve">10 + 3 = </w:t>
@@ -2722,6 +2741,7 @@
     </w:p>
     <w:p>
       <w:pPr>
+        <w:pStyle w:val="Heading2"/>
         <w:keepNext/>
         <w:pBdr>
           <w:bottom w:val="single" w:sz="8" w:space="3" w:color="003A70"/>
@@ -2737,7 +2757,7 @@
           <w:b/>
           <w:color w:val="003A70"/>
           <w:spacing w:val="14"/>
-          <w:sz w:val="19"/>
+          <w:sz w:val="22"/>
           <w:szCs w:val="19"/>
         </w:rPr>
         <w:t xml:space="preserve">YOUR TURN</w:t>
@@ -2756,7 +2776,7 @@
           <w:rFonts w:ascii="Avenir Next" w:hAnsi="Avenir Next" w:cs="Avenir Next" w:eastAsia="Avenir Next"/>
           <w:i/>
           <w:color w:val="5A5F66"/>
-          <w:sz w:val="17"/>
+          <w:sz w:val="22"/>
           <w:szCs w:val="17"/>
         </w:rPr>
         <w:t xml:space="preserve">use the steps on your own</w:t>
@@ -2928,7 +2948,7 @@
                       <w:szCs w:val="22"/>
                       <w:u w:val="single"/>
                     </w:rPr>
-                    <w:t xml:space="preserve">        </w:t>
+                    <w:t xml:space="preserve">            </w:t>
                   </w:r>
                 </w:p>
               </w:tc>
@@ -2990,7 +3010,7 @@
                       <w:szCs w:val="22"/>
                       <w:u w:val="single"/>
                     </w:rPr>
-                    <w:t xml:space="preserve">        </w:t>
+                    <w:t xml:space="preserve">            </w:t>
                   </w:r>
                 </w:p>
               </w:tc>
@@ -3052,7 +3072,7 @@
                       <w:szCs w:val="22"/>
                       <w:u w:val="single"/>
                     </w:rPr>
-                    <w:t xml:space="preserve">        </w:t>
+                    <w:t xml:space="preserve">            </w:t>
                   </w:r>
                 </w:p>
               </w:tc>
@@ -3120,7 +3140,7 @@
                       <w:szCs w:val="22"/>
                       <w:u w:val="single"/>
                     </w:rPr>
-                    <w:t xml:space="preserve">        </w:t>
+                    <w:t xml:space="preserve">            </w:t>
                   </w:r>
                 </w:p>
               </w:tc>
@@ -3182,7 +3202,7 @@
                       <w:szCs w:val="22"/>
                       <w:u w:val="single"/>
                     </w:rPr>
-                    <w:t xml:space="preserve">        </w:t>
+                    <w:t xml:space="preserve">            </w:t>
                   </w:r>
                 </w:p>
               </w:tc>
@@ -3244,7 +3264,7 @@
                       <w:szCs w:val="22"/>
                       <w:u w:val="single"/>
                     </w:rPr>
-                    <w:t xml:space="preserve">        </w:t>
+                    <w:t xml:space="preserve">            </w:t>
                   </w:r>
                 </w:p>
               </w:tc>
@@ -3265,6 +3285,7 @@
     </w:p>
     <w:p>
       <w:pPr>
+        <w:pStyle w:val="Heading2"/>
         <w:keepNext/>
         <w:pBdr>
           <w:bottom w:val="single" w:sz="8" w:space="3" w:color="003A70"/>
@@ -3280,7 +3301,7 @@
           <w:b/>
           <w:color w:val="003A70"/>
           <w:spacing w:val="14"/>
-          <w:sz w:val="19"/>
+          <w:sz w:val="22"/>
           <w:szCs w:val="19"/>
         </w:rPr>
         <w:t xml:space="preserve">READY CHECK</w:t>
@@ -3299,7 +3320,7 @@
           <w:rFonts w:ascii="Avenir Next" w:hAnsi="Avenir Next" w:cs="Avenir Next" w:eastAsia="Avenir Next"/>
           <w:i/>
           <w:color w:val="5A5F66"/>
-          <w:sz w:val="17"/>
+          <w:sz w:val="22"/>
           <w:szCs w:val="17"/>
         </w:rPr>
         <w:t xml:space="preserve">a problem like the one in today’s lesson</w:t>
@@ -3431,25 +3452,25 @@
                       <w:rFonts w:ascii="Avenir Next" w:hAnsi="Avenir Next" w:cs="Avenir Next" w:eastAsia="Avenir Next"/>
                       <w:b/>
                       <w:color w:val="003A70"/>
+                      <w:sz w:val="22"/>
+                      <w:szCs w:val="21"/>
+                    </w:rPr>
+                    <w:t xml:space="preserve">A</w:t>
+                  </w:r>
+                  <w:r>
+                    <w:rPr>
+                      <w:rFonts w:ascii="Avenir Next" w:hAnsi="Avenir Next" w:cs="Avenir Next" w:eastAsia="Avenir Next"/>
+                      <w:color w:val="1A1A1A"/>
                       <w:sz w:val="21"/>
                       <w:szCs w:val="21"/>
                     </w:rPr>
-                    <w:t xml:space="preserve">A</w:t>
-                  </w:r>
-                  <w:r>
-                    <w:rPr>
-                      <w:rFonts w:ascii="Avenir Next" w:hAnsi="Avenir Next" w:cs="Avenir Next" w:eastAsia="Avenir Next"/>
-                      <w:color w:val="1A1A1A"/>
-                      <w:sz w:val="21"/>
-                      <w:szCs w:val="21"/>
-                    </w:rPr>
                     <w:tab/>
                   </w:r>
                   <w:r>
                     <w:rPr>
                       <w:rFonts w:ascii="Avenir Next" w:hAnsi="Avenir Next" w:cs="Avenir Next" w:eastAsia="Avenir Next"/>
                       <w:color w:val="1A1A1A"/>
-                      <w:sz w:val="21"/>
+                      <w:sz w:val="22"/>
                       <w:szCs w:val="21"/>
                     </w:rPr>
                     <w:t xml:space="preserve">80 cm</w:t>
@@ -3474,25 +3495,25 @@
                       <w:rFonts w:ascii="Avenir Next" w:hAnsi="Avenir Next" w:cs="Avenir Next" w:eastAsia="Avenir Next"/>
                       <w:b/>
                       <w:color w:val="003A70"/>
+                      <w:sz w:val="22"/>
+                      <w:szCs w:val="21"/>
+                    </w:rPr>
+                    <w:t xml:space="preserve">B</w:t>
+                  </w:r>
+                  <w:r>
+                    <w:rPr>
+                      <w:rFonts w:ascii="Avenir Next" w:hAnsi="Avenir Next" w:cs="Avenir Next" w:eastAsia="Avenir Next"/>
+                      <w:color w:val="1A1A1A"/>
                       <w:sz w:val="21"/>
                       <w:szCs w:val="21"/>
                     </w:rPr>
-                    <w:t xml:space="preserve">B</w:t>
-                  </w:r>
-                  <w:r>
-                    <w:rPr>
-                      <w:rFonts w:ascii="Avenir Next" w:hAnsi="Avenir Next" w:cs="Avenir Next" w:eastAsia="Avenir Next"/>
-                      <w:color w:val="1A1A1A"/>
-                      <w:sz w:val="21"/>
-                      <w:szCs w:val="21"/>
-                    </w:rPr>
                     <w:tab/>
                   </w:r>
                   <w:r>
                     <w:rPr>
                       <w:rFonts w:ascii="Avenir Next" w:hAnsi="Avenir Next" w:cs="Avenir Next" w:eastAsia="Avenir Next"/>
                       <w:color w:val="1A1A1A"/>
-                      <w:sz w:val="21"/>
+                      <w:sz w:val="22"/>
                       <w:szCs w:val="21"/>
                     </w:rPr>
                     <w:t xml:space="preserve">96 cm</w:t>
@@ -3517,25 +3538,25 @@
                       <w:rFonts w:ascii="Avenir Next" w:hAnsi="Avenir Next" w:cs="Avenir Next" w:eastAsia="Avenir Next"/>
                       <w:b/>
                       <w:color w:val="003A70"/>
+                      <w:sz w:val="22"/>
+                      <w:szCs w:val="21"/>
+                    </w:rPr>
+                    <w:t xml:space="preserve">C</w:t>
+                  </w:r>
+                  <w:r>
+                    <w:rPr>
+                      <w:rFonts w:ascii="Avenir Next" w:hAnsi="Avenir Next" w:cs="Avenir Next" w:eastAsia="Avenir Next"/>
+                      <w:color w:val="1A1A1A"/>
                       <w:sz w:val="21"/>
                       <w:szCs w:val="21"/>
                     </w:rPr>
-                    <w:t xml:space="preserve">C</w:t>
-                  </w:r>
-                  <w:r>
-                    <w:rPr>
-                      <w:rFonts w:ascii="Avenir Next" w:hAnsi="Avenir Next" w:cs="Avenir Next" w:eastAsia="Avenir Next"/>
-                      <w:color w:val="1A1A1A"/>
-                      <w:sz w:val="21"/>
-                      <w:szCs w:val="21"/>
-                    </w:rPr>
                     <w:tab/>
                   </w:r>
                   <w:r>
                     <w:rPr>
                       <w:rFonts w:ascii="Avenir Next" w:hAnsi="Avenir Next" w:cs="Avenir Next" w:eastAsia="Avenir Next"/>
                       <w:color w:val="1A1A1A"/>
-                      <w:sz w:val="21"/>
+                      <w:sz w:val="22"/>
                       <w:szCs w:val="21"/>
                     </w:rPr>
                     <w:t xml:space="preserve">10 cm</w:t>
@@ -3560,25 +3581,25 @@
                       <w:rFonts w:ascii="Avenir Next" w:hAnsi="Avenir Next" w:cs="Avenir Next" w:eastAsia="Avenir Next"/>
                       <w:b/>
                       <w:color w:val="003A70"/>
+                      <w:sz w:val="22"/>
+                      <w:szCs w:val="21"/>
+                    </w:rPr>
+                    <w:t xml:space="preserve">D</w:t>
+                  </w:r>
+                  <w:r>
+                    <w:rPr>
+                      <w:rFonts w:ascii="Avenir Next" w:hAnsi="Avenir Next" w:cs="Avenir Next" w:eastAsia="Avenir Next"/>
+                      <w:color w:val="1A1A1A"/>
                       <w:sz w:val="21"/>
                       <w:szCs w:val="21"/>
                     </w:rPr>
-                    <w:t xml:space="preserve">D</w:t>
-                  </w:r>
-                  <w:r>
-                    <w:rPr>
-                      <w:rFonts w:ascii="Avenir Next" w:hAnsi="Avenir Next" w:cs="Avenir Next" w:eastAsia="Avenir Next"/>
-                      <w:color w:val="1A1A1A"/>
-                      <w:sz w:val="21"/>
-                      <w:szCs w:val="21"/>
-                    </w:rPr>
                     <w:tab/>
                   </w:r>
                   <w:r>
                     <w:rPr>
                       <w:rFonts w:ascii="Avenir Next" w:hAnsi="Avenir Next" w:cs="Avenir Next" w:eastAsia="Avenir Next"/>
                       <w:color w:val="1A1A1A"/>
-                      <w:sz w:val="21"/>
+                      <w:sz w:val="22"/>
                       <w:szCs w:val="21"/>
                     </w:rPr>
                     <w:t xml:space="preserve">940 cm</w:t>
@@ -3627,19 +3648,42 @@
         <w:tblLook w:val="0000" w:firstRow="0" w:lastRow="0" w:firstColumn="0" w:lastColumn="0" w:noHBand="1" w:noVBand="1"/>
       </w:tblPr>
       <w:tblGrid>
-        <w:gridCol w:w="2000"/>
-        <w:gridCol w:w="2300"/>
-        <w:gridCol w:w="2100"/>
-        <w:gridCol w:w="3104"/>
+        <w:gridCol w:w="1750"/>
+        <w:gridCol w:w="2500"/>
+        <w:gridCol w:w="2200"/>
+        <w:gridCol w:w="3054"/>
       </w:tblGrid>
       <w:tr>
         <w:trPr>
           <w:cantSplit/>
-          <w:trHeight w:val="320" w:hRule="atLeast"/>
+          <w:trHeight w:val="300" w:hRule="atLeast"/>
         </w:trPr>
         <w:tc>
           <w:tcPr>
-            <w:tcW w:w="2000" w:type="dxa"/>
+            <w:tcW w:w="1750" w:type="dxa"/>
+            <w:vAlign w:val="center"/>
+          </w:tcPr>
+          <w:p>
+            <w:pPr>
+              <w:pStyle w:val="Heading2"/>
+              <w:spacing w:before="0" w:after="0" w:line="240" w:lineRule="auto"/>
+            </w:pPr>
+            <w:r>
+              <w:rPr>
+                <w:rFonts w:ascii="Avenir Next" w:hAnsi="Avenir Next" w:cs="Avenir Next" w:eastAsia="Avenir Next"/>
+                <w:b/>
+                <w:color w:val="003A70"/>
+                <w:spacing w:val="12"/>
+                <w:sz w:val="15"/>
+                <w:szCs w:val="15"/>
+              </w:rPr>
+              <w:t xml:space="preserve">CHECK YOURSELF</w:t>
+            </w:r>
+          </w:p>
+        </w:tc>
+        <w:tc>
+          <w:tcPr>
+            <w:tcW w:w="2500" w:type="dxa"/>
             <w:vAlign w:val="center"/>
           </w:tcPr>
           <w:p>
@@ -3648,20 +3692,27 @@
             </w:pPr>
             <w:r>
               <w:rPr>
-                <w:rFonts w:ascii="Avenir Next" w:hAnsi="Avenir Next" w:cs="Avenir Next" w:eastAsia="Avenir Next"/>
-                <w:b/>
-                <w:color w:val="003A70"/>
-                <w:spacing w:val="12"/>
-                <w:sz w:val="15"/>
-                <w:szCs w:val="15"/>
-              </w:rPr>
-              <w:t xml:space="preserve">CHECK YOURSELF</w:t>
+                <w:rFonts w:ascii="Arial" w:hAnsi="Arial" w:cs="Arial" w:eastAsia="Arial"/>
+                <w:color w:val="1A1A1A"/>
+                <w:sz w:val="20"/>
+                <w:szCs w:val="20"/>
+              </w:rPr>
+              <w:t xml:space="preserve">□</w:t>
+            </w:r>
+            <w:r>
+              <w:rPr>
+                <w:rFonts w:ascii="Avenir Next" w:hAnsi="Avenir Next" w:cs="Avenir Next" w:eastAsia="Avenir Next"/>
+                <w:color w:val="1A1A1A"/>
+                <w:sz w:val="17"/>
+                <w:szCs w:val="17"/>
+              </w:rPr>
+              <w:t xml:space="preserve">  I can do this on my own</w:t>
             </w:r>
           </w:p>
         </w:tc>
         <w:tc>
           <w:tcPr>
-            <w:tcW w:w="2300" w:type="dxa"/>
+            <w:tcW w:w="2200" w:type="dxa"/>
             <w:vAlign w:val="center"/>
           </w:tcPr>
           <w:p>
@@ -3672,8 +3723,8 @@
               <w:rPr>
                 <w:rFonts w:ascii="Arial" w:hAnsi="Arial" w:cs="Arial" w:eastAsia="Arial"/>
                 <w:color w:val="1A1A1A"/>
-                <w:sz w:val="24"/>
-                <w:szCs w:val="24"/>
+                <w:sz w:val="20"/>
+                <w:szCs w:val="20"/>
               </w:rPr>
               <w:t xml:space="preserve">□</w:t>
             </w:r>
@@ -3684,13 +3735,13 @@
                 <w:sz w:val="17"/>
                 <w:szCs w:val="17"/>
               </w:rPr>
-              <w:t xml:space="preserve">  I can do this on my own</w:t>
+              <w:t xml:space="preserve">  I need a little help</w:t>
             </w:r>
           </w:p>
         </w:tc>
         <w:tc>
           <w:tcPr>
-            <w:tcW w:w="2100" w:type="dxa"/>
+            <w:tcW w:w="3054" w:type="dxa"/>
             <w:vAlign w:val="center"/>
           </w:tcPr>
           <w:p>
@@ -3701,37 +3752,8 @@
               <w:rPr>
                 <w:rFonts w:ascii="Arial" w:hAnsi="Arial" w:cs="Arial" w:eastAsia="Arial"/>
                 <w:color w:val="1A1A1A"/>
-                <w:sz w:val="24"/>
-                <w:szCs w:val="24"/>
-              </w:rPr>
-              <w:t xml:space="preserve">□</w:t>
-            </w:r>
-            <w:r>
-              <w:rPr>
-                <w:rFonts w:ascii="Avenir Next" w:hAnsi="Avenir Next" w:cs="Avenir Next" w:eastAsia="Avenir Next"/>
-                <w:color w:val="1A1A1A"/>
-                <w:sz w:val="17"/>
-                <w:szCs w:val="17"/>
-              </w:rPr>
-              <w:t xml:space="preserve">  I need a little help</w:t>
-            </w:r>
-          </w:p>
-        </w:tc>
-        <w:tc>
-          <w:tcPr>
-            <w:tcW w:w="3104" w:type="dxa"/>
-            <w:vAlign w:val="center"/>
-          </w:tcPr>
-          <w:p>
-            <w:pPr>
-              <w:spacing w:before="0" w:after="0" w:line="240" w:lineRule="auto"/>
-            </w:pPr>
-            <w:r>
-              <w:rPr>
-                <w:rFonts w:ascii="Arial" w:hAnsi="Arial" w:cs="Arial" w:eastAsia="Arial"/>
-                <w:color w:val="1A1A1A"/>
-                <w:sz w:val="24"/>
-                <w:szCs w:val="24"/>
+                <w:sz w:val="20"/>
+                <w:szCs w:val="20"/>
               </w:rPr>
               <w:t xml:space="preserve">□</w:t>
             </w:r>
@@ -3766,7 +3788,7 @@
     <w:sectPr>
       <w:footerReference w:type="default" r:id="rIdFooter1"/>
       <w:pgSz w:w="12240" w:h="15840"/>
-      <w:pgMar w:top="893" w:right="1224" w:bottom="835" w:left="1512" w:header="432" w:footer="432" w:gutter="0"/>
+      <w:pgMar w:top="780" w:right="1224" w:bottom="760" w:left="1512" w:header="432" w:footer="432" w:gutter="0"/>
       <w:cols w:space="720"/>
     </w:sectPr>
   </w:body>
@@ -3846,7 +3868,106 @@
               <w:sz w:val="15"/>
               <w:szCs w:val="15"/>
             </w:rPr>
-            <w:t xml:space="preserve">Lesson 5-5  ·  Session 2  ·  Prerequisite Practice A</w:t>
+            <w:t xml:space="preserve">5-5 · Page </w:t>
+          </w:r>
+          <w:r>
+            <w:rPr>
+              <w:rFonts w:ascii="Avenir Next" w:hAnsi="Avenir Next" w:cs="Avenir Next" w:eastAsia="Avenir Next"/>
+              <w:color w:val="5A5F66"/>
+              <w:sz w:val="15"/>
+              <w:szCs w:val="15"/>
+            </w:rPr>
+            <w:fldChar w:fldCharType="begin"/>
+          </w:r>
+          <w:r>
+            <w:rPr>
+              <w:rFonts w:ascii="Avenir Next" w:hAnsi="Avenir Next" w:cs="Avenir Next" w:eastAsia="Avenir Next"/>
+              <w:color w:val="5A5F66"/>
+              <w:sz w:val="15"/>
+              <w:szCs w:val="15"/>
+            </w:rPr>
+            <w:instrText xml:space="preserve"> PAGE </w:instrText>
+          </w:r>
+          <w:r>
+            <w:rPr>
+              <w:rFonts w:ascii="Avenir Next" w:hAnsi="Avenir Next" w:cs="Avenir Next" w:eastAsia="Avenir Next"/>
+              <w:color w:val="5A5F66"/>
+              <w:sz w:val="15"/>
+              <w:szCs w:val="15"/>
+            </w:rPr>
+            <w:fldChar w:fldCharType="separate"/>
+          </w:r>
+          <w:r>
+            <w:rPr>
+              <w:rFonts w:ascii="Avenir Next" w:hAnsi="Avenir Next" w:cs="Avenir Next" w:eastAsia="Avenir Next"/>
+              <w:color w:val="5A5F66"/>
+              <w:sz w:val="15"/>
+              <w:szCs w:val="15"/>
+            </w:rPr>
+            <w:t xml:space="preserve">1</w:t>
+          </w:r>
+          <w:r>
+            <w:rPr>
+              <w:rFonts w:ascii="Avenir Next" w:hAnsi="Avenir Next" w:cs="Avenir Next" w:eastAsia="Avenir Next"/>
+              <w:color w:val="5A5F66"/>
+              <w:sz w:val="15"/>
+              <w:szCs w:val="15"/>
+            </w:rPr>
+            <w:fldChar w:fldCharType="end"/>
+          </w:r>
+          <w:r>
+            <w:rPr>
+              <w:rFonts w:ascii="Avenir Next" w:hAnsi="Avenir Next" w:cs="Avenir Next" w:eastAsia="Avenir Next"/>
+              <w:color w:val="5A5F66"/>
+              <w:sz w:val="15"/>
+              <w:szCs w:val="15"/>
+            </w:rPr>
+            <w:t xml:space="preserve"> of </w:t>
+          </w:r>
+          <w:r>
+            <w:rPr>
+              <w:rFonts w:ascii="Avenir Next" w:hAnsi="Avenir Next" w:cs="Avenir Next" w:eastAsia="Avenir Next"/>
+              <w:color w:val="5A5F66"/>
+              <w:sz w:val="15"/>
+              <w:szCs w:val="15"/>
+            </w:rPr>
+            <w:fldChar w:fldCharType="begin"/>
+          </w:r>
+          <w:r>
+            <w:rPr>
+              <w:rFonts w:ascii="Avenir Next" w:hAnsi="Avenir Next" w:cs="Avenir Next" w:eastAsia="Avenir Next"/>
+              <w:color w:val="5A5F66"/>
+              <w:sz w:val="15"/>
+              <w:szCs w:val="15"/>
+            </w:rPr>
+            <w:instrText xml:space="preserve"> NUMPAGES </w:instrText>
+          </w:r>
+          <w:r>
+            <w:rPr>
+              <w:rFonts w:ascii="Avenir Next" w:hAnsi="Avenir Next" w:cs="Avenir Next" w:eastAsia="Avenir Next"/>
+              <w:color w:val="5A5F66"/>
+              <w:sz w:val="15"/>
+              <w:szCs w:val="15"/>
+            </w:rPr>
+            <w:fldChar w:fldCharType="separate"/>
+          </w:r>
+          <w:r>
+            <w:rPr>
+              <w:rFonts w:ascii="Avenir Next" w:hAnsi="Avenir Next" w:cs="Avenir Next" w:eastAsia="Avenir Next"/>
+              <w:color w:val="5A5F66"/>
+              <w:sz w:val="15"/>
+              <w:szCs w:val="15"/>
+            </w:rPr>
+            <w:t xml:space="preserve">1</w:t>
+          </w:r>
+          <w:r>
+            <w:rPr>
+              <w:rFonts w:ascii="Avenir Next" w:hAnsi="Avenir Next" w:cs="Avenir Next" w:eastAsia="Avenir Next"/>
+              <w:color w:val="5A5F66"/>
+              <w:sz w:val="15"/>
+              <w:szCs w:val="15"/>
+            </w:rPr>
+            <w:fldChar w:fldCharType="end"/>
           </w:r>
         </w:p>
       </w:tc>
@@ -3889,5 +4010,23 @@
       </w:tblCellMar>
     </w:tblPr>
   </w:style>
+  <w:style w:type="paragraph" w:styleId="Heading1">
+    <w:name w:val="heading 1"/>
+    <w:basedOn w:val="Normal"/>
+    <w:pPr>
+      <w:outlineLvl w:val="0"/>
+      <w:keepNext w:val="0"/>
+      <w:keepLines w:val="0"/>
+    </w:pPr>
+  </w:style>
+  <w:style w:type="paragraph" w:styleId="Heading2">
+    <w:name w:val="heading 2"/>
+    <w:basedOn w:val="Normal"/>
+    <w:pPr>
+      <w:outlineLvl w:val="1"/>
+      <w:keepNext w:val="0"/>
+      <w:keepLines w:val="0"/>
+    </w:pPr>
+  </w:style>
 </w:styles>
 </file>